--- a/resumes/resume_en_lonvha.docx
+++ b/resumes/resume_en_lonvha.docx
@@ -386,7 +386,16 @@
           <w:sz w:val="22"/>
           <w:szCs w:val="22"/>
         </w:rPr>
-        <w:t>Jul. 2019 – Dec. 2023</w:t>
+        <w:t>Jul. 2019 – Dec. 202</w:t>
+      </w:r>
+      <w:r>
+        <w:rPr>
+          <w:b/>
+          <w:bCs/>
+          <w:sz w:val="22"/>
+          <w:szCs w:val="22"/>
+        </w:rPr>
+        <w:t>2</w:t>
       </w:r>
       <w:r>
         <w:rPr>
@@ -1979,6 +1988,7 @@
   <w:style w:type="character" w:default="1" w:styleId="DefaultParagraphFont">
     <w:name w:val="Default Paragraph Font"/>
     <w:uiPriority w:val="1"/>
+    <w:semiHidden/>
     <w:unhideWhenUsed/>
   </w:style>
   <w:style w:type="table" w:default="1" w:styleId="TableNormal">
